--- a/fra/docx/50.content.docx
+++ b/fra/docx/50.content.docx
@@ -136,13 +136,6 @@
         <w:rPr>
           <w:lang w:val="fr_FR" w:bidi="fr_FR"/>
         </w:rPr>
-      </w:r>
-      <w:r>
-        <w:rPr>
-          <w:i/>
-          <w:lang w:val="fr_FR" w:bidi="fr_FR"/>
-        </w:rPr>
-        <w:t>Philippiens 1.1, Philippiens 1.5, Philippiens 1.6, Philippiens 1.7, Philippiens 1.9, Philippiens 1.11, Philippiens 1.12–14, Philippiens 1.17, Philippiens 1.18, Philippiens 1.20, Philippiens 1.21, Philippiens 1.22–24, Philippiens 1.25, Philippiens 1.27, Philippiens 1.28, Philippiens 1.29, Philippiens 2.2, Philippiens 2.3, Philippiens 2.5–6, Philippiens 2.6, Philippiens 2.7, Philippiens 2.8, Philippiens 2.9, Philippiens 2.11, Philippiens 2.12, Philippiens 2.13, Philippiens 2.14, Philippiens 2.17, Philippiens 2.20, Philippiens 2.24, Philippiens 2.30, Philippiens 3.2, Philippiens 3.3, Philippiens 3.6, Philippiens 3.7, Philippiens 3.8, Philippiens 3.9, Philippiens 3.10, Philippiens 3.12, Philippiens 3.14, Philippiens 3.17, Philippiens 3.19, Philippiens 3.20, Philippiens 3.21, Philippiens 4.1, Philippiens 4.2, Philippiens 4.4, Philippiens 4.6, Philippiens 4.7, Philippiens 4.8, Philippiens 4.10, Philippiens 4.11–12, Philippiens 4.13, Philippiens 4.17, Philippiens 4.18, Philippiens 4.19, Philippiens 4.22</w:t>
       </w:r>
       <w:r>
         <w:rPr>

--- a/fra/docx/50.content.docx
+++ b/fra/docx/50.content.docx
@@ -123,19 +123,6 @@
           <w:lang w:val="fr_FR" w:bidi="fr_FR"/>
         </w:rPr>
         <w:t>PHP</w:t>
-      </w:r>
-      <w:r>
-        <w:rPr>
-          <w:lang w:val="fr_FR" w:bidi="fr_FR"/>
-        </w:rPr>
-      </w:r>
-    </w:p>
-    <w:p>
-      <w:pPr/>
-      <w:r>
-        <w:rPr>
-          <w:lang w:val="fr_FR" w:bidi="fr_FR"/>
-        </w:rPr>
       </w:r>
       <w:r>
         <w:rPr>

--- a/fra/docx/50.content.docx
+++ b/fra/docx/50.content.docx
@@ -19,7 +19,7 @@
         <w:rPr>
           <w:lang w:val="fr_FR" w:bidi="fr_FR"/>
         </w:rPr>
-        <w:t>Resource: Questions de Traduction (unfoldingWord)</w:t>
+        <w:t>Resource: unfoldingWord® Translation Questions</w:t>
       </w:r>
       <w:r>
         <w:rPr>
@@ -85,7 +85,7 @@
         <w:rPr>
           <w:lang w:val="fr_FR" w:bidi="fr_FR"/>
         </w:rPr>
-        <w:t>Questions de Traduction (unfoldingWord)</w:t>
+        <w:t>unfoldingWord® Translation Questions</w:t>
       </w:r>
     </w:p>
     <w:p>
